--- a/templates_docx/ledger_template.docx
+++ b/templates_docx/ledger_template.docx
@@ -1,11 +1,20 @@
 
 <file path=word/document.xml><?xml version="1.0" encoding="utf-8"?>
-<w:document xmlns:wpc="http://schemas.microsoft.com/office/word/2010/wordprocessingCanvas" xmlns:cx="http://schemas.microsoft.com/office/drawing/2014/chartex" xmlns:cx1="http://schemas.microsoft.com/office/drawing/2015/9/8/chartex" xmlns:cx2="http://schemas.microsoft.com/office/drawing/2015/10/21/chartex" xmlns:cx3="http://schemas.microsoft.com/office/drawing/2016/5/9/chartex" xmlns:cx4="http://schemas.microsoft.com/office/drawing/2016/5/10/chartex" xmlns:cx5="http://schemas.microsoft.com/office/drawing/2016/5/11/chartex" xmlns:cx6="http://schemas.microsoft.com/office/drawing/2016/5/12/chartex" xmlns:cx7="http://schemas.microsoft.com/office/drawing/2016/5/13/chartex" xmlns:cx8="http://schemas.microsoft.com/office/drawing/2016/5/14/chartex" xmlns:mc="http://schemas.openxmlformats.org/markup-compatibility/2006" xmlns:aink="http://schemas.microsoft.com/office/drawing/2016/ink" xmlns:am3d="http://schemas.microsoft.com/office/drawing/2017/model3d" xmlns:o="urn:schemas-microsoft-com:office:office" xmlns:oel="http://schemas.microsoft.com/office/2019/extlst" xmlns:r="http://schemas.openxmlformats.org/officeDocument/2006/relationships" xmlns:m="http://schemas.openxmlformats.org/officeDocument/2006/math" xmlns:v="urn:schemas-microsoft-com:vml" xmlns:wp14="http://schemas.microsoft.com/office/word/2010/wordprocessingDrawing" xmlns:wp="http://schemas.openxmlformats.org/drawingml/2006/wordprocessingDrawing" xmlns:w10="urn:schemas-microsoft-com:office:word" xmlns:w="http://schemas.openxmlformats.org/wordprocessingml/2006/main" xmlns:w14="http://schemas.microsoft.com/office/word/2010/wordml" xmlns:w15="http://schemas.microsoft.com/office/word/2012/wordml" xmlns:w16cex="http://schemas.microsoft.com/office/word/2018/wordml/cex" xmlns:w16cid="http://schemas.microsoft.com/office/word/2016/wordml/cid" xmlns:w16="http://schemas.microsoft.com/office/word/2018/wordml" xmlns:w16du="http://schemas.microsoft.com/office/word/2023/wordml/word16du" xmlns:w16sdtdh="http://schemas.microsoft.com/office/word/2020/wordml/sdtdatahash" xmlns:w16sdtfl="http://schemas.microsoft.com/office/word/2024/wordml/sdtformatlock" xmlns:w16se="http://schemas.microsoft.com/office/word/2015/wordml/symex" xmlns:wpg="http://schemas.microsoft.com/office/word/2010/wordprocessingGroup" xmlns:wpi="http://schemas.microsoft.com/office/word/2010/wordprocessingInk" xmlns:wne="http://schemas.microsoft.com/office/word/2006/wordml" xmlns:wps="http://schemas.microsoft.com/office/word/2010/wordprocessingShape" mc:Ignorable="w14 w15 w16se w16cid w16 w16cex w16sdtdh w16sdtfl w16du wp14">
+<w:document xmlns:wpc="http://schemas.microsoft.com/office/word/2010/wordprocessingCanvas" xmlns:cx="http://schemas.microsoft.com/office/drawing/2014/chartex" xmlns:cx1="http://schemas.microsoft.com/office/drawing/2015/9/8/chartex" xmlns:cx2="http://schemas.microsoft.com/office/drawing/2015/10/21/chartex" xmlns:cx3="http://schemas.microsoft.com/office/drawing/2016/5/9/chartex" xmlns:cx4="http://schemas.microsoft.com/office/drawing/2016/5/10/chartex" xmlns:cx5="http://schemas.microsoft.com/office/drawing/2016/5/11/chartex" xmlns:cx6="http://schemas.microsoft.com/office/drawing/2016/5/12/chartex" xmlns:cx7="http://schemas.microsoft.com/office/drawing/2016/5/13/chartex" xmlns:cx8="http://schemas.microsoft.com/office/drawing/2016/5/14/chartex" xmlns:mc="http://schemas.openxmlformats.org/markup-compatibility/2006" xmlns:aink="http://schemas.microsoft.com/office/drawing/2016/ink" xmlns:am3d="http://schemas.microsoft.com/office/drawing/2017/model3d" xmlns:o="urn:schemas-microsoft-com:office:office" xmlns:r="http://schemas.openxmlformats.org/officeDocument/2006/relationships" xmlns:m="http://schemas.openxmlformats.org/officeDocument/2006/math" xmlns:v="urn:schemas-microsoft-com:vml" xmlns:wp14="http://schemas.microsoft.com/office/word/2010/wordprocessingDrawing" xmlns:wp="http://schemas.openxmlformats.org/drawingml/2006/wordprocessingDrawing" xmlns:w10="urn:schemas-microsoft-com:office:word" xmlns:w="http://schemas.openxmlformats.org/wordprocessingml/2006/main" xmlns:w14="http://schemas.microsoft.com/office/word/2010/wordml" xmlns:w15="http://schemas.microsoft.com/office/word/2012/wordml" xmlns:w16cex="http://schemas.microsoft.com/office/word/2018/wordml/cex" xmlns:w16cid="http://schemas.microsoft.com/office/word/2016/wordml/cid" xmlns:w16="http://schemas.microsoft.com/office/word/2018/wordml" xmlns:w16sdtdh="http://schemas.microsoft.com/office/word/2020/wordml/sdtdatahash" xmlns:w16se="http://schemas.microsoft.com/office/word/2015/wordml/symex" xmlns:wpg="http://schemas.microsoft.com/office/word/2010/wordprocessingGroup" xmlns:wpi="http://schemas.microsoft.com/office/word/2010/wordprocessingInk" xmlns:wne="http://schemas.microsoft.com/office/word/2006/wordml" xmlns:wps="http://schemas.microsoft.com/office/word/2010/wordprocessingShape" mc:Ignorable="w14 w15 w16se w16cid w16 w16cex w16sdtdh wp14">
   <w:body>
     <w:p>
       <w:pPr>
         <w:pStyle w:val="NoSpacing"/>
-        <w:jc w:val="center"/>
+        <w:rPr>
+          <w:sz w:val="24"/>
+          <w:szCs w:val="24"/>
+          <w:lang w:val="en-US"/>
+        </w:rPr>
+      </w:pPr>
+    </w:p>
+    <w:p>
+      <w:pPr>
+        <w:pStyle w:val="NoSpacing"/>
         <w:rPr>
           <w:b/>
           <w:bCs/>
@@ -18,7 +27,164 @@
     <w:p>
       <w:pPr>
         <w:pStyle w:val="NoSpacing"/>
-        <w:jc w:val="center"/>
+        <w:spacing w:after="120"/>
+        <w:rPr>
+          <w:sz w:val="24"/>
+          <w:szCs w:val="24"/>
+          <w:lang w:val="en-US"/>
+        </w:rPr>
+      </w:pPr>
+      <w:r>
+        <w:rPr>
+          <w:sz w:val="24"/>
+          <w:szCs w:val="24"/>
+          <w:lang w:val="en-US"/>
+        </w:rPr>
+        <w:t>Between:</w:t>
+      </w:r>
+    </w:p>
+    <w:p>
+      <w:pPr>
+        <w:pStyle w:val="NoSpacing"/>
+        <w:tabs>
+          <w:tab w:val="left" w:pos="5505"/>
+        </w:tabs>
+        <w:rPr>
+          <w:sz w:val="24"/>
+          <w:szCs w:val="24"/>
+          <w:lang w:val="en-US"/>
+        </w:rPr>
+      </w:pPr>
+      <w:r>
+        <w:rPr>
+          <w:sz w:val="24"/>
+          <w:szCs w:val="24"/>
+          <w:lang w:val="en-US"/>
+        </w:rPr>
+        <w:t>M/s.{{</w:t>
+      </w:r>
+      <w:proofErr w:type="spellStart"/>
+      <w:r>
+        <w:rPr>
+          <w:sz w:val="24"/>
+          <w:szCs w:val="24"/>
+          <w:lang w:val="en-US"/>
+        </w:rPr>
+        <w:t>company_name</w:t>
+      </w:r>
+      <w:proofErr w:type="spellEnd"/>
+      <w:r>
+        <w:rPr>
+          <w:sz w:val="24"/>
+          <w:szCs w:val="24"/>
+          <w:lang w:val="en-US"/>
+        </w:rPr>
+        <w:t>}}</w:t>
+      </w:r>
+      <w:r>
+        <w:rPr>
+          <w:sz w:val="24"/>
+          <w:szCs w:val="24"/>
+          <w:lang w:val="en-US"/>
+        </w:rPr>
+        <w:tab/>
+      </w:r>
+    </w:p>
+    <w:p>
+      <w:pPr>
+        <w:pStyle w:val="NoSpacing"/>
+        <w:rPr>
+          <w:sz w:val="24"/>
+          <w:szCs w:val="24"/>
+          <w:lang w:val="en-US"/>
+        </w:rPr>
+      </w:pPr>
+      <w:r>
+        <w:rPr>
+          <w:sz w:val="24"/>
+          <w:szCs w:val="24"/>
+          <w:lang w:val="en-US"/>
+        </w:rPr>
+        <w:t>Having Office at 14</w:t>
+      </w:r>
+      <w:r>
+        <w:rPr>
+          <w:sz w:val="24"/>
+          <w:szCs w:val="24"/>
+          <w:vertAlign w:val="superscript"/>
+          <w:lang w:val="en-US"/>
+        </w:rPr>
+        <w:t>th</w:t>
+      </w:r>
+      <w:r>
+        <w:rPr>
+          <w:sz w:val="24"/>
+          <w:szCs w:val="24"/>
+          <w:lang w:val="en-US"/>
+        </w:rPr>
+        <w:t xml:space="preserve"> Floor T19 Towers,</w:t>
+      </w:r>
+    </w:p>
+    <w:p>
+      <w:pPr>
+        <w:pStyle w:val="NoSpacing"/>
+        <w:tabs>
+          <w:tab w:val="center" w:pos="4680"/>
+        </w:tabs>
+        <w:rPr>
+          <w:sz w:val="24"/>
+          <w:szCs w:val="24"/>
+          <w:lang w:val="en-US"/>
+        </w:rPr>
+      </w:pPr>
+      <w:proofErr w:type="spellStart"/>
+      <w:r>
+        <w:rPr>
+          <w:sz w:val="24"/>
+          <w:szCs w:val="24"/>
+          <w:lang w:val="en-US"/>
+        </w:rPr>
+        <w:t>Ranigunj</w:t>
+      </w:r>
+      <w:proofErr w:type="spellEnd"/>
+      <w:r>
+        <w:rPr>
+          <w:sz w:val="24"/>
+          <w:szCs w:val="24"/>
+          <w:lang w:val="en-US"/>
+        </w:rPr>
+        <w:t xml:space="preserve">, </w:t>
+      </w:r>
+      <w:proofErr w:type="spellStart"/>
+      <w:r>
+        <w:rPr>
+          <w:sz w:val="24"/>
+          <w:szCs w:val="24"/>
+          <w:lang w:val="en-US"/>
+        </w:rPr>
+        <w:t>Secunderabad</w:t>
+      </w:r>
+      <w:proofErr w:type="spellEnd"/>
+      <w:r>
+        <w:rPr>
+          <w:sz w:val="24"/>
+          <w:szCs w:val="24"/>
+          <w:lang w:val="en-US"/>
+        </w:rPr>
+        <w:t xml:space="preserve"> – 500003,</w:t>
+      </w:r>
+      <w:r>
+        <w:rPr>
+          <w:sz w:val="24"/>
+          <w:szCs w:val="24"/>
+          <w:lang w:val="en-US"/>
+        </w:rPr>
+        <w:tab/>
+      </w:r>
+    </w:p>
+    <w:p>
+      <w:pPr>
+        <w:pStyle w:val="NoSpacing"/>
         <w:rPr>
           <w:b/>
           <w:bCs/>
@@ -27,11 +193,15 @@
           <w:lang w:val="en-US"/>
         </w:rPr>
       </w:pPr>
-    </w:p>
-    <w:p>
-      <w:pPr>
-        <w:pStyle w:val="NoSpacing"/>
-        <w:jc w:val="center"/>
+      <w:r>
+        <w:rPr>
+          <w:sz w:val="24"/>
+          <w:szCs w:val="24"/>
+          <w:lang w:val="en-US"/>
+        </w:rPr>
+        <w:t xml:space="preserve">Rep by its authorized signatory, </w:t>
+      </w:r>
+      <w:r>
         <w:rPr>
           <w:b/>
           <w:bCs/>
@@ -39,8 +209,12 @@
           <w:szCs w:val="24"/>
           <w:lang w:val="en-US"/>
         </w:rPr>
-      </w:pPr>
-      <w:r>
+        <w:t>Sri Rathod Rahul Naik,</w:t>
+      </w:r>
+    </w:p>
+    <w:p>
+      <w:pPr>
+        <w:pStyle w:val="NoSpacing"/>
         <w:rPr>
           <w:b/>
           <w:bCs/>
@@ -48,8 +222,7 @@
           <w:szCs w:val="24"/>
           <w:lang w:val="en-US"/>
         </w:rPr>
-        <w:t>DIS No.</w:t>
-      </w:r>
+      </w:pPr>
       <w:r>
         <w:rPr>
           <w:b/>
@@ -58,8 +231,9 @@
           <w:szCs w:val="24"/>
           <w:lang w:val="en-US"/>
         </w:rPr>
-        <w:t>________/2026.Dt</w:t>
-      </w:r>
+        <w:t xml:space="preserve">S/o </w:t>
+      </w:r>
+      <w:proofErr w:type="spellStart"/>
       <w:r>
         <w:rPr>
           <w:b/>
@@ -68,8 +242,9 @@
           <w:szCs w:val="24"/>
           <w:lang w:val="en-US"/>
         </w:rPr>
-        <w:t>___</w:t>
-      </w:r>
+        <w:t>Jemla</w:t>
+      </w:r>
+      <w:proofErr w:type="spellEnd"/>
       <w:r>
         <w:rPr>
           <w:b/>
@@ -78,7 +253,77 @@
           <w:szCs w:val="24"/>
           <w:lang w:val="en-US"/>
         </w:rPr>
-        <w:t>-03-2026</w:t>
+        <w:t xml:space="preserve"> Naik, Age 30years, Occ Manger – Legal, R/o Hyderabad,</w:t>
+      </w:r>
+    </w:p>
+    <w:p>
+      <w:pPr>
+        <w:pStyle w:val="NoSpacing"/>
+        <w:rPr>
+          <w:b/>
+          <w:bCs/>
+          <w:sz w:val="24"/>
+          <w:szCs w:val="24"/>
+          <w:lang w:val="en-US"/>
+        </w:rPr>
+      </w:pPr>
+      <w:r>
+        <w:rPr>
+          <w:b/>
+          <w:bCs/>
+          <w:sz w:val="24"/>
+          <w:szCs w:val="24"/>
+          <w:lang w:val="en-US"/>
+        </w:rPr>
+        <w:t>Mobile No:</w:t>
+      </w:r>
+      <w:r>
+        <w:rPr>
+          <w:b/>
+          <w:bCs/>
+          <w:sz w:val="24"/>
+          <w:szCs w:val="24"/>
+        </w:rPr>
+        <w:t xml:space="preserve"> </w:t>
+      </w:r>
+      <w:r>
+        <w:rPr>
+          <w:b/>
+          <w:bCs/>
+          <w:sz w:val="24"/>
+          <w:szCs w:val="24"/>
+          <w:lang w:val="en-US"/>
+        </w:rPr>
+        <w:t>7893987711</w:t>
+      </w:r>
+      <w:r>
+        <w:rPr>
+          <w:b/>
+          <w:bCs/>
+          <w:sz w:val="24"/>
+          <w:szCs w:val="24"/>
+          <w:lang w:val="en-US"/>
+        </w:rPr>
+        <w:t>, Email: Legal@padmasai.in</w:t>
+      </w:r>
+    </w:p>
+    <w:p>
+      <w:pPr>
+        <w:pStyle w:val="NoSpacing"/>
+        <w:jc w:val="right"/>
+        <w:rPr>
+          <w:sz w:val="24"/>
+          <w:szCs w:val="24"/>
+          <w:lang w:val="en-US"/>
+        </w:rPr>
+      </w:pPr>
+      <w:r>
+        <w:rPr>
+          <w:sz w:val="24"/>
+          <w:szCs w:val="24"/>
+          <w:lang w:val="en-US"/>
+        </w:rPr>
+        <w:t>……. Petitioner</w:t>
       </w:r>
     </w:p>
     <w:p>
@@ -97,45 +342,25 @@
           <w:szCs w:val="24"/>
           <w:lang w:val="en-US"/>
         </w:rPr>
-        <w:t>BEFORE THE CHAIRMAN MANDAL, LEGAL SERVICES COMMITTEE</w:t>
-      </w:r>
-    </w:p>
-    <w:p>
-      <w:pPr>
-        <w:pStyle w:val="NoSpacing"/>
-        <w:jc w:val="center"/>
-        <w:rPr>
-          <w:sz w:val="24"/>
-          <w:szCs w:val="24"/>
-          <w:lang w:val="en-US"/>
-        </w:rPr>
-      </w:pPr>
-      <w:r>
-        <w:rPr>
-          <w:sz w:val="24"/>
-          <w:szCs w:val="24"/>
-          <w:lang w:val="en-US"/>
-        </w:rPr>
-        <w:t>CITY CIVIL COURT, SECUNDERABAD</w:t>
-      </w:r>
-    </w:p>
-    <w:p>
-      <w:pPr>
-        <w:pStyle w:val="NoSpacing"/>
-        <w:jc w:val="center"/>
-        <w:rPr>
-          <w:sz w:val="24"/>
-          <w:szCs w:val="24"/>
-          <w:lang w:val="en-US"/>
-        </w:rPr>
-      </w:pPr>
-      <w:r>
-        <w:rPr>
-          <w:sz w:val="24"/>
-          <w:szCs w:val="24"/>
-          <w:lang w:val="en-US"/>
-        </w:rPr>
-        <w:t xml:space="preserve">PRE-LITIGATION/LITIGATION CASE </w:t>
+        <w:t>And</w:t>
+      </w:r>
+    </w:p>
+    <w:p>
+      <w:pPr>
+        <w:pStyle w:val="NoSpacing"/>
+        <w:rPr>
+          <w:sz w:val="24"/>
+          <w:szCs w:val="24"/>
+          <w:lang w:val="en-US"/>
+        </w:rPr>
+      </w:pPr>
+      <w:r>
+        <w:rPr>
+          <w:sz w:val="24"/>
+          <w:szCs w:val="24"/>
+          <w:lang w:val="en-US"/>
+        </w:rPr>
+        <w:t>{{</w:t>
       </w:r>
       <w:proofErr w:type="spellStart"/>
       <w:r>
@@ -144,7 +369,7 @@
           <w:szCs w:val="24"/>
           <w:lang w:val="en-US"/>
         </w:rPr>
-        <w:t>No.PLC</w:t>
+        <w:t>emp_id</w:t>
       </w:r>
       <w:proofErr w:type="spellEnd"/>
       <w:r>
@@ -153,63 +378,51 @@
           <w:szCs w:val="24"/>
           <w:lang w:val="en-US"/>
         </w:rPr>
-        <w:t xml:space="preserve"> No________________/2026</w:t>
-      </w:r>
-    </w:p>
-    <w:p>
-      <w:pPr>
-        <w:pStyle w:val="NoSpacing"/>
-        <w:rPr>
-          <w:sz w:val="24"/>
-          <w:szCs w:val="24"/>
-          <w:lang w:val="en-US"/>
-        </w:rPr>
-      </w:pPr>
-    </w:p>
-    <w:p>
-      <w:pPr>
-        <w:pStyle w:val="NoSpacing"/>
-        <w:rPr>
-          <w:sz w:val="24"/>
-          <w:szCs w:val="24"/>
-          <w:lang w:val="en-US"/>
-        </w:rPr>
-      </w:pPr>
-      <w:r>
-        <w:rPr>
-          <w:sz w:val="24"/>
-          <w:szCs w:val="24"/>
-          <w:lang w:val="en-US"/>
-        </w:rPr>
-        <w:t>Between:</w:t>
-      </w:r>
-    </w:p>
-    <w:p>
-      <w:pPr>
-        <w:pStyle w:val="NoSpacing"/>
-        <w:rPr>
-          <w:sz w:val="24"/>
-          <w:szCs w:val="24"/>
-          <w:lang w:val="en-US"/>
-        </w:rPr>
-      </w:pPr>
-    </w:p>
-    <w:p>
-      <w:pPr>
-        <w:pStyle w:val="NoSpacing"/>
-        <w:rPr>
-          <w:sz w:val="24"/>
-          <w:szCs w:val="24"/>
-          <w:lang w:val="en-US"/>
-        </w:rPr>
-      </w:pPr>
-      <w:r>
-        <w:rPr>
-          <w:sz w:val="24"/>
-          <w:szCs w:val="24"/>
-          <w:lang w:val="en-US"/>
-        </w:rPr>
-        <w:t>M/s.{{</w:t>
+        <w:t>}}</w:t>
+      </w:r>
+      <w:r>
+        <w:rPr>
+          <w:sz w:val="24"/>
+          <w:szCs w:val="24"/>
+          <w:lang w:val="en-US"/>
+        </w:rPr>
+        <w:t xml:space="preserve"> {{name}}</w:t>
+      </w:r>
+    </w:p>
+    <w:p>
+      <w:pPr>
+        <w:pStyle w:val="NoSpacing"/>
+        <w:rPr>
+          <w:sz w:val="24"/>
+          <w:szCs w:val="24"/>
+          <w:lang w:val="en-US"/>
+        </w:rPr>
+      </w:pPr>
+      <w:r>
+        <w:rPr>
+          <w:sz w:val="24"/>
+          <w:szCs w:val="24"/>
+          <w:lang w:val="en-US"/>
+        </w:rPr>
+        <w:t>{{address}}</w:t>
+      </w:r>
+    </w:p>
+    <w:p>
+      <w:pPr>
+        <w:pStyle w:val="NoSpacing"/>
+        <w:rPr>
+          <w:sz w:val="24"/>
+          <w:szCs w:val="24"/>
+          <w:lang w:val="en-US"/>
+        </w:rPr>
+      </w:pPr>
+      <w:r>
+        <w:rPr>
+          <w:sz w:val="24"/>
+          <w:szCs w:val="24"/>
+          <w:lang w:val="en-US"/>
+        </w:rPr>
+        <w:t>{{</w:t>
       </w:r>
       <w:proofErr w:type="spellStart"/>
       <w:r>
@@ -218,7 +431,7 @@
           <w:szCs w:val="24"/>
           <w:lang w:val="en-US"/>
         </w:rPr>
-        <w:t>company_name</w:t>
+        <w:t>phone_number</w:t>
       </w:r>
       <w:proofErr w:type="spellEnd"/>
       <w:r>
@@ -233,20 +446,282 @@
     <w:p>
       <w:pPr>
         <w:pStyle w:val="NoSpacing"/>
-        <w:rPr>
-          <w:sz w:val="24"/>
-          <w:szCs w:val="24"/>
-          <w:lang w:val="en-US"/>
-        </w:rPr>
-      </w:pPr>
-      <w:r>
-        <w:rPr>
-          <w:sz w:val="24"/>
-          <w:szCs w:val="24"/>
-          <w:lang w:val="en-US"/>
-        </w:rPr>
-        <w:t>Having Office at 14</w:t>
-      </w:r>
+        <w:jc w:val="right"/>
+        <w:rPr>
+          <w:sz w:val="24"/>
+          <w:szCs w:val="24"/>
+          <w:lang w:val="en-US"/>
+        </w:rPr>
+      </w:pPr>
+      <w:r>
+        <w:rPr>
+          <w:sz w:val="24"/>
+          <w:szCs w:val="24"/>
+          <w:lang w:val="en-US"/>
+        </w:rPr>
+        <w:t>……Respondent</w:t>
+      </w:r>
+    </w:p>
+    <w:p>
+      <w:pPr>
+        <w:pStyle w:val="NoSpacing"/>
+        <w:rPr>
+          <w:sz w:val="24"/>
+          <w:szCs w:val="24"/>
+          <w:lang w:val="en-US"/>
+        </w:rPr>
+      </w:pPr>
+    </w:p>
+    <w:p>
+      <w:pPr>
+        <w:pStyle w:val="NoSpacing"/>
+        <w:rPr>
+          <w:sz w:val="24"/>
+          <w:szCs w:val="24"/>
+          <w:lang w:val="en-US"/>
+        </w:rPr>
+      </w:pPr>
+      <w:r>
+        <w:rPr>
+          <w:sz w:val="24"/>
+          <w:szCs w:val="24"/>
+          <w:lang w:val="en-US"/>
+        </w:rPr>
+        <w:t>Whereas the petitioner has filed a pre-litigation case under sec 19(5)(ii) of the LSA Act against you (Copy Enclosed), seeking an amicable settlement of all the issues between you</w:t>
+      </w:r>
+      <w:r>
+        <w:rPr>
+          <w:sz w:val="24"/>
+          <w:szCs w:val="24"/>
+          <w:lang w:val="en-US"/>
+        </w:rPr>
+        <w:t xml:space="preserve"> and the petitioner herein</w:t>
+      </w:r>
+      <w:r>
+        <w:rPr>
+          <w:sz w:val="24"/>
+          <w:szCs w:val="24"/>
+          <w:lang w:val="en-US"/>
+        </w:rPr>
+        <w:t>.</w:t>
+      </w:r>
+    </w:p>
+    <w:p>
+      <w:pPr>
+        <w:pStyle w:val="NoSpacing"/>
+        <w:rPr>
+          <w:sz w:val="24"/>
+          <w:szCs w:val="24"/>
+          <w:lang w:val="en-US"/>
+        </w:rPr>
+      </w:pPr>
+    </w:p>
+    <w:p>
+      <w:pPr>
+        <w:pStyle w:val="NoSpacing"/>
+        <w:rPr>
+          <w:sz w:val="24"/>
+          <w:szCs w:val="24"/>
+          <w:lang w:val="en-US"/>
+        </w:rPr>
+      </w:pPr>
+      <w:r>
+        <w:rPr>
+          <w:sz w:val="24"/>
+          <w:szCs w:val="24"/>
+          <w:lang w:val="en-US"/>
+        </w:rPr>
+        <w:t>You are summoned to appear before the Lok Adalat on {{</w:t>
+      </w:r>
+      <w:proofErr w:type="spellStart"/>
+      <w:r>
+        <w:rPr>
+          <w:sz w:val="24"/>
+          <w:szCs w:val="24"/>
+          <w:lang w:val="en-US"/>
+        </w:rPr>
+        <w:t>lok_</w:t>
+      </w:r>
+      <w:r>
+        <w:rPr>
+          <w:sz w:val="24"/>
+          <w:szCs w:val="24"/>
+          <w:lang w:val="en-US"/>
+        </w:rPr>
+        <w:t>date</w:t>
+      </w:r>
+      <w:proofErr w:type="spellEnd"/>
+      <w:r>
+        <w:rPr>
+          <w:sz w:val="24"/>
+          <w:szCs w:val="24"/>
+          <w:lang w:val="en-US"/>
+        </w:rPr>
+        <w:t>}} at 10:30 A.M without fail. The Outstanding amount of Rs {{amount}} as of {{</w:t>
+      </w:r>
+      <w:proofErr w:type="spellStart"/>
+      <w:r>
+        <w:rPr>
+          <w:sz w:val="24"/>
+          <w:szCs w:val="24"/>
+          <w:lang w:val="en-US"/>
+        </w:rPr>
+        <w:t>up_to_date</w:t>
+      </w:r>
+      <w:proofErr w:type="spellEnd"/>
+      <w:r>
+        <w:rPr>
+          <w:sz w:val="24"/>
+          <w:szCs w:val="24"/>
+          <w:lang w:val="en-US"/>
+        </w:rPr>
+        <w:t>}}.</w:t>
+      </w:r>
+    </w:p>
+    <w:p>
+      <w:pPr>
+        <w:pStyle w:val="NoSpacing"/>
+        <w:rPr>
+          <w:sz w:val="24"/>
+          <w:szCs w:val="24"/>
+          <w:lang w:val="en-US"/>
+        </w:rPr>
+      </w:pPr>
+    </w:p>
+    <w:p>
+      <w:pPr>
+        <w:pStyle w:val="NoSpacing"/>
+        <w:rPr>
+          <w:sz w:val="24"/>
+          <w:szCs w:val="24"/>
+          <w:lang w:val="en-US"/>
+        </w:rPr>
+      </w:pPr>
+      <w:r>
+        <w:rPr>
+          <w:sz w:val="24"/>
+          <w:szCs w:val="24"/>
+          <w:lang w:val="en-US"/>
+        </w:rPr>
+        <w:t xml:space="preserve">Lok Adalat shall proceed to dispose </w:t>
+      </w:r>
+      <w:proofErr w:type="spellStart"/>
+      <w:r>
+        <w:rPr>
+          <w:sz w:val="24"/>
+          <w:szCs w:val="24"/>
+          <w:lang w:val="en-US"/>
+        </w:rPr>
+        <w:t>of</w:t>
+      </w:r>
+      <w:r>
+        <w:rPr>
+          <w:sz w:val="24"/>
+          <w:szCs w:val="24"/>
+          <w:lang w:val="en-US"/>
+        </w:rPr>
+        <w:t>f</w:t>
+      </w:r>
+      <w:proofErr w:type="spellEnd"/>
+      <w:r>
+        <w:rPr>
+          <w:sz w:val="24"/>
+          <w:szCs w:val="24"/>
+          <w:lang w:val="en-US"/>
+        </w:rPr>
+        <w:t xml:space="preserve"> the case and arrive at a compromise or settlement of the issues between you </w:t>
+      </w:r>
+      <w:r>
+        <w:rPr>
+          <w:sz w:val="24"/>
+          <w:szCs w:val="24"/>
+          <w:lang w:val="en-US"/>
+        </w:rPr>
+        <w:t xml:space="preserve">and the petitioner </w:t>
+      </w:r>
+      <w:r>
+        <w:rPr>
+          <w:sz w:val="24"/>
+          <w:szCs w:val="24"/>
+          <w:lang w:val="en-US"/>
+        </w:rPr>
+        <w:t>with utmost expedition, based on the principles of justice, equity, fair play and other legal principles.</w:t>
+      </w:r>
+    </w:p>
+    <w:p>
+      <w:pPr>
+        <w:pStyle w:val="NoSpacing"/>
+        <w:rPr>
+          <w:sz w:val="24"/>
+          <w:szCs w:val="24"/>
+          <w:lang w:val="en-US"/>
+        </w:rPr>
+      </w:pPr>
+    </w:p>
+    <w:p>
+      <w:pPr>
+        <w:pStyle w:val="NoSpacing"/>
+        <w:rPr>
+          <w:sz w:val="24"/>
+          <w:szCs w:val="24"/>
+          <w:lang w:val="en-US"/>
+        </w:rPr>
+      </w:pPr>
+      <w:r>
+        <w:rPr>
+          <w:sz w:val="24"/>
+          <w:szCs w:val="24"/>
+          <w:lang w:val="en-US"/>
+        </w:rPr>
+        <w:t>Herein fail not.</w:t>
+      </w:r>
+    </w:p>
+    <w:p>
+      <w:pPr>
+        <w:pStyle w:val="NoSpacing"/>
+        <w:rPr>
+          <w:sz w:val="24"/>
+          <w:szCs w:val="24"/>
+          <w:lang w:val="en-US"/>
+        </w:rPr>
+      </w:pPr>
+    </w:p>
+    <w:p>
+      <w:pPr>
+        <w:pStyle w:val="NoSpacing"/>
+        <w:rPr>
+          <w:sz w:val="24"/>
+          <w:szCs w:val="24"/>
+          <w:lang w:val="en-US"/>
+        </w:rPr>
+      </w:pPr>
+      <w:r>
+        <w:rPr>
+          <w:sz w:val="24"/>
+          <w:szCs w:val="24"/>
+          <w:lang w:val="en-US"/>
+        </w:rPr>
+        <w:t xml:space="preserve">Given under my hand and the seal of Lok Adalat, </w:t>
+      </w:r>
+      <w:proofErr w:type="spellStart"/>
+      <w:r>
+        <w:rPr>
+          <w:sz w:val="24"/>
+          <w:szCs w:val="24"/>
+          <w:lang w:val="en-US"/>
+        </w:rPr>
+        <w:t>Secunderabad</w:t>
+      </w:r>
+      <w:proofErr w:type="spellEnd"/>
+      <w:r>
+        <w:rPr>
+          <w:sz w:val="24"/>
+          <w:szCs w:val="24"/>
+          <w:lang w:val="en-US"/>
+        </w:rPr>
+        <w:t>. on the {{day2}}</w:t>
+      </w:r>
+      <w:proofErr w:type="spellStart"/>
       <w:r>
         <w:rPr>
           <w:sz w:val="24"/>
@@ -256,24 +731,107 @@
         </w:rPr>
         <w:t>th</w:t>
       </w:r>
-      <w:r>
-        <w:rPr>
-          <w:sz w:val="24"/>
-          <w:szCs w:val="24"/>
-          <w:lang w:val="en-US"/>
-        </w:rPr>
-        <w:t xml:space="preserve"> Floor T19 Towers,</w:t>
-      </w:r>
-    </w:p>
-    <w:p>
-      <w:pPr>
-        <w:pStyle w:val="NoSpacing"/>
-        <w:rPr>
-          <w:sz w:val="24"/>
-          <w:szCs w:val="24"/>
-          <w:lang w:val="en-US"/>
-        </w:rPr>
-      </w:pPr>
+      <w:proofErr w:type="spellEnd"/>
+      <w:r>
+        <w:rPr>
+          <w:sz w:val="24"/>
+          <w:szCs w:val="24"/>
+          <w:lang w:val="en-US"/>
+        </w:rPr>
+        <w:t xml:space="preserve"> Day of {{month}} 2026.</w:t>
+      </w:r>
+    </w:p>
+    <w:p>
+      <w:pPr>
+        <w:pStyle w:val="NoSpacing"/>
+        <w:rPr>
+          <w:sz w:val="24"/>
+          <w:szCs w:val="24"/>
+          <w:lang w:val="en-US"/>
+        </w:rPr>
+      </w:pPr>
+    </w:p>
+    <w:p>
+      <w:pPr>
+        <w:pStyle w:val="NoSpacing"/>
+        <w:rPr>
+          <w:sz w:val="24"/>
+          <w:szCs w:val="24"/>
+          <w:lang w:val="en-US"/>
+        </w:rPr>
+      </w:pPr>
+    </w:p>
+    <w:p>
+      <w:pPr>
+        <w:pStyle w:val="NoSpacing"/>
+        <w:rPr>
+          <w:sz w:val="24"/>
+          <w:szCs w:val="24"/>
+          <w:lang w:val="en-US"/>
+        </w:rPr>
+      </w:pPr>
+      <w:r>
+        <w:rPr>
+          <w:sz w:val="24"/>
+          <w:szCs w:val="24"/>
+          <w:lang w:val="en-US"/>
+        </w:rPr>
+        <w:t xml:space="preserve">                      Sd/-</w:t>
+      </w:r>
+    </w:p>
+    <w:p>
+      <w:pPr>
+        <w:pStyle w:val="NoSpacing"/>
+        <w:rPr>
+          <w:sz w:val="24"/>
+          <w:szCs w:val="24"/>
+          <w:lang w:val="en-US"/>
+        </w:rPr>
+      </w:pPr>
+      <w:r>
+        <w:rPr>
+          <w:sz w:val="24"/>
+          <w:szCs w:val="24"/>
+          <w:lang w:val="en-US"/>
+        </w:rPr>
+        <w:t xml:space="preserve">                    Chairman</w:t>
+      </w:r>
+    </w:p>
+    <w:p>
+      <w:pPr>
+        <w:pStyle w:val="NoSpacing"/>
+        <w:rPr>
+          <w:sz w:val="24"/>
+          <w:szCs w:val="24"/>
+          <w:lang w:val="en-US"/>
+        </w:rPr>
+      </w:pPr>
+      <w:r>
+        <w:rPr>
+          <w:sz w:val="24"/>
+          <w:szCs w:val="24"/>
+          <w:lang w:val="en-US"/>
+        </w:rPr>
+        <w:t>Mandal Legal Services Committee</w:t>
+      </w:r>
+    </w:p>
+    <w:p>
+      <w:pPr>
+        <w:pStyle w:val="NoSpacing"/>
+        <w:rPr>
+          <w:sz w:val="24"/>
+          <w:szCs w:val="24"/>
+          <w:lang w:val="en-US"/>
+        </w:rPr>
+      </w:pPr>
+      <w:r>
+        <w:rPr>
+          <w:sz w:val="24"/>
+          <w:szCs w:val="24"/>
+          <w:lang w:val="en-US"/>
+        </w:rPr>
+        <w:t xml:space="preserve">City Civil Court, </w:t>
+      </w:r>
       <w:proofErr w:type="spellStart"/>
       <w:r>
         <w:rPr>
@@ -281,16 +839,123 @@
           <w:szCs w:val="24"/>
           <w:lang w:val="en-US"/>
         </w:rPr>
-        <w:t>Ranigunj</w:t>
+        <w:t>Secunderabad</w:t>
       </w:r>
       <w:proofErr w:type="spellEnd"/>
-      <w:r>
-        <w:rPr>
-          <w:sz w:val="24"/>
-          <w:szCs w:val="24"/>
-          <w:lang w:val="en-US"/>
-        </w:rPr>
-        <w:t xml:space="preserve">, </w:t>
+    </w:p>
+    <w:p>
+      <w:pPr>
+        <w:pStyle w:val="NoSpacing"/>
+        <w:rPr>
+          <w:sz w:val="24"/>
+          <w:szCs w:val="24"/>
+          <w:lang w:val="en-US"/>
+        </w:rPr>
+      </w:pPr>
+    </w:p>
+    <w:p>
+      <w:pPr>
+        <w:pStyle w:val="NoSpacing"/>
+        <w:spacing w:before="240"/>
+        <w:rPr>
+          <w:sz w:val="24"/>
+          <w:szCs w:val="24"/>
+          <w:lang w:val="en-US"/>
+        </w:rPr>
+      </w:pPr>
+    </w:p>
+    <w:p>
+      <w:pPr>
+        <w:pStyle w:val="NoSpacing"/>
+        <w:rPr>
+          <w:sz w:val="24"/>
+          <w:szCs w:val="24"/>
+          <w:lang w:val="en-US"/>
+        </w:rPr>
+      </w:pPr>
+      <w:r>
+        <w:rPr>
+          <w:sz w:val="24"/>
+          <w:szCs w:val="24"/>
+          <w:lang w:val="en-US"/>
+        </w:rPr>
+        <w:t xml:space="preserve">                       By order</w:t>
+      </w:r>
+    </w:p>
+    <w:p>
+      <w:pPr>
+        <w:pStyle w:val="NoSpacing"/>
+        <w:rPr>
+          <w:sz w:val="24"/>
+          <w:szCs w:val="24"/>
+          <w:lang w:val="en-US"/>
+        </w:rPr>
+      </w:pPr>
+    </w:p>
+    <w:p>
+      <w:pPr>
+        <w:pStyle w:val="NoSpacing"/>
+        <w:rPr>
+          <w:sz w:val="24"/>
+          <w:szCs w:val="24"/>
+          <w:lang w:val="en-US"/>
+        </w:rPr>
+      </w:pPr>
+    </w:p>
+    <w:p>
+      <w:pPr>
+        <w:pStyle w:val="NoSpacing"/>
+        <w:spacing w:after="120"/>
+        <w:rPr>
+          <w:sz w:val="24"/>
+          <w:szCs w:val="24"/>
+          <w:lang w:val="en-US"/>
+        </w:rPr>
+      </w:pPr>
+      <w:r>
+        <w:rPr>
+          <w:sz w:val="24"/>
+          <w:szCs w:val="24"/>
+          <w:lang w:val="en-US"/>
+        </w:rPr>
+        <w:t xml:space="preserve">                 Superintendent</w:t>
+      </w:r>
+    </w:p>
+    <w:p>
+      <w:pPr>
+        <w:pStyle w:val="NoSpacing"/>
+        <w:spacing w:after="120"/>
+        <w:rPr>
+          <w:sz w:val="24"/>
+          <w:szCs w:val="24"/>
+          <w:lang w:val="en-US"/>
+        </w:rPr>
+      </w:pPr>
+      <w:r>
+        <w:rPr>
+          <w:sz w:val="24"/>
+          <w:szCs w:val="24"/>
+          <w:lang w:val="en-US"/>
+        </w:rPr>
+        <w:t xml:space="preserve">      Mandal Legal Services Committee</w:t>
+      </w:r>
+    </w:p>
+    <w:p>
+      <w:pPr>
+        <w:pStyle w:val="NoSpacing"/>
+        <w:rPr>
+          <w:sz w:val="24"/>
+          <w:szCs w:val="24"/>
+          <w:lang w:val="en-US"/>
+        </w:rPr>
+      </w:pPr>
+      <w:r>
+        <w:rPr>
+          <w:sz w:val="24"/>
+          <w:szCs w:val="24"/>
+          <w:lang w:val="en-US"/>
+        </w:rPr>
+        <w:t xml:space="preserve">       City Civil Court, </w:t>
       </w:r>
       <w:proofErr w:type="spellStart"/>
       <w:r>
@@ -302,105 +967,6 @@
         <w:t>Secunderabad</w:t>
       </w:r>
       <w:proofErr w:type="spellEnd"/>
-      <w:r>
-        <w:rPr>
-          <w:sz w:val="24"/>
-          <w:szCs w:val="24"/>
-          <w:lang w:val="en-US"/>
-        </w:rPr>
-        <w:t xml:space="preserve"> – 500003,</w:t>
-      </w:r>
-    </w:p>
-    <w:p>
-      <w:pPr>
-        <w:pStyle w:val="NoSpacing"/>
-        <w:rPr>
-          <w:sz w:val="24"/>
-          <w:szCs w:val="24"/>
-          <w:lang w:val="en-US"/>
-        </w:rPr>
-      </w:pPr>
-      <w:r>
-        <w:rPr>
-          <w:sz w:val="24"/>
-          <w:szCs w:val="24"/>
-          <w:lang w:val="en-US"/>
-        </w:rPr>
-        <w:t>Rep by its authorized signatory, Sri Rathod Rahul Naik,</w:t>
-      </w:r>
-    </w:p>
-    <w:p>
-      <w:pPr>
-        <w:pStyle w:val="NoSpacing"/>
-        <w:rPr>
-          <w:sz w:val="24"/>
-          <w:szCs w:val="24"/>
-          <w:lang w:val="en-US"/>
-        </w:rPr>
-      </w:pPr>
-      <w:r>
-        <w:rPr>
-          <w:sz w:val="24"/>
-          <w:szCs w:val="24"/>
-          <w:lang w:val="en-US"/>
-        </w:rPr>
-        <w:t xml:space="preserve">S/o </w:t>
-      </w:r>
-      <w:proofErr w:type="spellStart"/>
-      <w:r>
-        <w:rPr>
-          <w:sz w:val="24"/>
-          <w:szCs w:val="24"/>
-          <w:lang w:val="en-US"/>
-        </w:rPr>
-        <w:t>Jemla</w:t>
-      </w:r>
-      <w:proofErr w:type="spellEnd"/>
-      <w:r>
-        <w:rPr>
-          <w:sz w:val="24"/>
-          <w:szCs w:val="24"/>
-          <w:lang w:val="en-US"/>
-        </w:rPr>
-        <w:t xml:space="preserve"> Naik, Age 30years, Occ Manger – Legal, R/o Hyderabad,</w:t>
-      </w:r>
-    </w:p>
-    <w:p>
-      <w:pPr>
-        <w:pStyle w:val="NoSpacing"/>
-        <w:rPr>
-          <w:sz w:val="24"/>
-          <w:szCs w:val="24"/>
-          <w:lang w:val="en-US"/>
-        </w:rPr>
-      </w:pPr>
-      <w:r>
-        <w:rPr>
-          <w:sz w:val="24"/>
-          <w:szCs w:val="24"/>
-          <w:lang w:val="en-US"/>
-        </w:rPr>
-        <w:t>Mobile No:</w:t>
-      </w:r>
-      <w:r>
-        <w:t xml:space="preserve"> </w:t>
-      </w:r>
-      <w:r>
-        <w:rPr>
-          <w:sz w:val="24"/>
-          <w:szCs w:val="24"/>
-          <w:lang w:val="en-US"/>
-        </w:rPr>
-        <w:t>7893987711</w:t>
-      </w:r>
-      <w:r>
-        <w:rPr>
-          <w:sz w:val="24"/>
-          <w:szCs w:val="24"/>
-          <w:lang w:val="en-US"/>
-        </w:rPr>
-        <w:t>, Email: Legal@padmasai.in</w:t>
-      </w:r>
     </w:p>
     <w:p>
       <w:pPr>
@@ -412,684 +978,39 @@
           <w:lang w:val="en-US"/>
         </w:rPr>
       </w:pPr>
-      <w:r>
-        <w:rPr>
-          <w:sz w:val="24"/>
-          <w:szCs w:val="24"/>
-          <w:lang w:val="en-US"/>
-        </w:rPr>
-        <w:t>……. Petitioner</w:t>
-      </w:r>
-    </w:p>
-    <w:p>
-      <w:pPr>
-        <w:pStyle w:val="NoSpacing"/>
-        <w:jc w:val="center"/>
-        <w:rPr>
-          <w:sz w:val="24"/>
-          <w:szCs w:val="24"/>
-          <w:lang w:val="en-US"/>
-        </w:rPr>
-      </w:pPr>
-      <w:r>
-        <w:rPr>
-          <w:sz w:val="24"/>
-          <w:szCs w:val="24"/>
-          <w:lang w:val="en-US"/>
-        </w:rPr>
-        <w:t>And</w:t>
-      </w:r>
-    </w:p>
-    <w:p>
-      <w:pPr>
-        <w:pStyle w:val="NoSpacing"/>
-        <w:rPr>
-          <w:sz w:val="24"/>
-          <w:szCs w:val="24"/>
-          <w:lang w:val="en-US"/>
-        </w:rPr>
-      </w:pPr>
-      <w:r>
-        <w:rPr>
-          <w:sz w:val="24"/>
-          <w:szCs w:val="24"/>
-          <w:lang w:val="en-US"/>
-        </w:rPr>
-        <w:t>{{</w:t>
-      </w:r>
-      <w:proofErr w:type="spellStart"/>
-      <w:r>
-        <w:rPr>
-          <w:sz w:val="24"/>
-          <w:szCs w:val="24"/>
-          <w:lang w:val="en-US"/>
-        </w:rPr>
-        <w:t>emp_id</w:t>
-      </w:r>
-      <w:proofErr w:type="spellEnd"/>
-      <w:r>
-        <w:rPr>
-          <w:sz w:val="24"/>
-          <w:szCs w:val="24"/>
-          <w:lang w:val="en-US"/>
-        </w:rPr>
-        <w:t>}}</w:t>
-      </w:r>
-      <w:r>
-        <w:rPr>
-          <w:sz w:val="24"/>
-          <w:szCs w:val="24"/>
-          <w:lang w:val="en-US"/>
-        </w:rPr>
-        <w:t xml:space="preserve"> {{name}}</w:t>
-      </w:r>
-    </w:p>
-    <w:p>
-      <w:pPr>
-        <w:pStyle w:val="NoSpacing"/>
-        <w:rPr>
-          <w:sz w:val="24"/>
-          <w:szCs w:val="24"/>
-          <w:lang w:val="en-US"/>
-        </w:rPr>
-      </w:pPr>
-      <w:r>
-        <w:rPr>
-          <w:sz w:val="24"/>
-          <w:szCs w:val="24"/>
-          <w:lang w:val="en-US"/>
-        </w:rPr>
-        <w:t>{{address}}</w:t>
-      </w:r>
-    </w:p>
-    <w:p>
-      <w:pPr>
-        <w:pStyle w:val="NoSpacing"/>
-        <w:rPr>
-          <w:sz w:val="24"/>
-          <w:szCs w:val="24"/>
-          <w:lang w:val="en-US"/>
-        </w:rPr>
-      </w:pPr>
-      <w:r>
-        <w:rPr>
-          <w:sz w:val="24"/>
-          <w:szCs w:val="24"/>
-          <w:lang w:val="en-US"/>
-        </w:rPr>
-        <w:t>{{</w:t>
-      </w:r>
-      <w:proofErr w:type="spellStart"/>
-      <w:r>
-        <w:rPr>
-          <w:sz w:val="24"/>
-          <w:szCs w:val="24"/>
-          <w:lang w:val="en-US"/>
-        </w:rPr>
-        <w:t>phone_number</w:t>
-      </w:r>
-      <w:proofErr w:type="spellEnd"/>
-      <w:r>
-        <w:rPr>
-          <w:sz w:val="24"/>
-          <w:szCs w:val="24"/>
-          <w:lang w:val="en-US"/>
-        </w:rPr>
-        <w:t>}}</w:t>
-      </w:r>
-    </w:p>
-    <w:p>
-      <w:pPr>
-        <w:pStyle w:val="NoSpacing"/>
+    </w:p>
+    <w:p>
+      <w:pPr>
+        <w:spacing w:line="240" w:lineRule="auto"/>
         <w:jc w:val="right"/>
         <w:rPr>
           <w:sz w:val="24"/>
           <w:szCs w:val="24"/>
-          <w:lang w:val="en-US"/>
-        </w:rPr>
-      </w:pPr>
-      <w:r>
-        <w:rPr>
-          <w:sz w:val="24"/>
-          <w:szCs w:val="24"/>
-          <w:lang w:val="en-US"/>
-        </w:rPr>
-        <w:t>……Respondent</w:t>
-      </w:r>
-    </w:p>
-    <w:p>
-      <w:pPr>
-        <w:pStyle w:val="NoSpacing"/>
-        <w:rPr>
-          <w:sz w:val="24"/>
-          <w:szCs w:val="24"/>
-          <w:lang w:val="en-US"/>
-        </w:rPr>
-      </w:pPr>
-    </w:p>
-    <w:p>
-      <w:pPr>
-        <w:pStyle w:val="NoSpacing"/>
-        <w:rPr>
-          <w:sz w:val="24"/>
-          <w:szCs w:val="24"/>
-          <w:lang w:val="en-US"/>
-        </w:rPr>
-      </w:pPr>
-      <w:r>
-        <w:rPr>
-          <w:sz w:val="24"/>
-          <w:szCs w:val="24"/>
-          <w:lang w:val="en-US"/>
-        </w:rPr>
-        <w:t>Whereas the petitioner has filed a pre-litigation case under sec 19(5)(ii) of the LSA Act against you (Copy Enclosed), seeking an amicable settlement of all the issues between you.</w:t>
-      </w:r>
-    </w:p>
-    <w:p>
-      <w:pPr>
-        <w:pStyle w:val="NoSpacing"/>
-        <w:rPr>
-          <w:sz w:val="24"/>
-          <w:szCs w:val="24"/>
-          <w:lang w:val="en-US"/>
-        </w:rPr>
-      </w:pPr>
-    </w:p>
-    <w:p>
-      <w:pPr>
-        <w:pStyle w:val="NoSpacing"/>
-        <w:rPr>
-          <w:sz w:val="24"/>
-          <w:szCs w:val="24"/>
-          <w:lang w:val="en-US"/>
-        </w:rPr>
-      </w:pPr>
-      <w:r>
-        <w:rPr>
-          <w:sz w:val="24"/>
-          <w:szCs w:val="24"/>
-          <w:lang w:val="en-US"/>
-        </w:rPr>
-        <w:t>You are summoned to appear before the Lok Adalat on {{</w:t>
-      </w:r>
-      <w:proofErr w:type="spellStart"/>
-      <w:r>
-        <w:rPr>
-          <w:sz w:val="24"/>
-          <w:szCs w:val="24"/>
-          <w:lang w:val="en-US"/>
-        </w:rPr>
-        <w:t>lok_</w:t>
-      </w:r>
-      <w:r>
-        <w:rPr>
-          <w:sz w:val="24"/>
-          <w:szCs w:val="24"/>
-          <w:lang w:val="en-US"/>
-        </w:rPr>
-        <w:t>date</w:t>
-      </w:r>
-      <w:proofErr w:type="spellEnd"/>
-      <w:r>
-        <w:rPr>
-          <w:sz w:val="24"/>
-          <w:szCs w:val="24"/>
-          <w:lang w:val="en-US"/>
-        </w:rPr>
-        <w:t>}} at 10:30 A.M without fail. The Outstanding amount of Rs {{amount}} as of {{</w:t>
-      </w:r>
-      <w:proofErr w:type="spellStart"/>
-      <w:r>
-        <w:rPr>
-          <w:sz w:val="24"/>
-          <w:szCs w:val="24"/>
-          <w:lang w:val="en-US"/>
-        </w:rPr>
-        <w:t>up_to_date</w:t>
-      </w:r>
-      <w:proofErr w:type="spellEnd"/>
-      <w:r>
-        <w:rPr>
-          <w:sz w:val="24"/>
-          <w:szCs w:val="24"/>
-          <w:lang w:val="en-US"/>
-        </w:rPr>
-        <w:t>}}.</w:t>
-      </w:r>
-    </w:p>
-    <w:p>
-      <w:pPr>
-        <w:pStyle w:val="NoSpacing"/>
-        <w:rPr>
-          <w:sz w:val="24"/>
-          <w:szCs w:val="24"/>
-          <w:lang w:val="en-US"/>
-        </w:rPr>
-      </w:pPr>
-    </w:p>
-    <w:p>
-      <w:pPr>
-        <w:pStyle w:val="NoSpacing"/>
-        <w:rPr>
-          <w:sz w:val="24"/>
-          <w:szCs w:val="24"/>
-          <w:lang w:val="en-US"/>
-        </w:rPr>
-      </w:pPr>
-      <w:r>
-        <w:rPr>
-          <w:sz w:val="24"/>
-          <w:szCs w:val="24"/>
-          <w:lang w:val="en-US"/>
-        </w:rPr>
-        <w:t>Lok Adalat shall proceed to dispose of the case and arrive at a compromise or settlement of the issues between you with the utmost expedition, based on the principles of justice, equity, fair play and other legal principles.</w:t>
-      </w:r>
-    </w:p>
-    <w:p>
-      <w:pPr>
-        <w:pStyle w:val="NoSpacing"/>
-        <w:rPr>
-          <w:sz w:val="24"/>
-          <w:szCs w:val="24"/>
-          <w:lang w:val="en-US"/>
-        </w:rPr>
-      </w:pPr>
-    </w:p>
-    <w:p>
-      <w:pPr>
-        <w:pStyle w:val="NoSpacing"/>
-        <w:rPr>
-          <w:sz w:val="24"/>
-          <w:szCs w:val="24"/>
-          <w:lang w:val="en-US"/>
-        </w:rPr>
-      </w:pPr>
-      <w:r>
-        <w:rPr>
-          <w:sz w:val="24"/>
-          <w:szCs w:val="24"/>
-          <w:lang w:val="en-US"/>
-        </w:rPr>
-        <w:t>Herein fail not.</w:t>
-      </w:r>
-    </w:p>
-    <w:p>
-      <w:pPr>
-        <w:pStyle w:val="NoSpacing"/>
-        <w:rPr>
-          <w:sz w:val="24"/>
-          <w:szCs w:val="24"/>
-          <w:lang w:val="en-US"/>
-        </w:rPr>
-      </w:pPr>
-    </w:p>
-    <w:p>
-      <w:pPr>
-        <w:pStyle w:val="NoSpacing"/>
-        <w:rPr>
-          <w:sz w:val="24"/>
-          <w:szCs w:val="24"/>
-          <w:lang w:val="en-US"/>
-        </w:rPr>
-      </w:pPr>
-      <w:r>
-        <w:rPr>
-          <w:sz w:val="24"/>
-          <w:szCs w:val="24"/>
-          <w:lang w:val="en-US"/>
-        </w:rPr>
-        <w:t xml:space="preserve">Given under my hand and the seal of Lok Adalat, </w:t>
-      </w:r>
-      <w:proofErr w:type="spellStart"/>
-      <w:r>
-        <w:rPr>
-          <w:sz w:val="24"/>
-          <w:szCs w:val="24"/>
-          <w:lang w:val="en-US"/>
-        </w:rPr>
-        <w:t>Secunderabad</w:t>
-      </w:r>
-      <w:proofErr w:type="spellEnd"/>
-      <w:r>
-        <w:rPr>
-          <w:sz w:val="24"/>
-          <w:szCs w:val="24"/>
-          <w:lang w:val="en-US"/>
-        </w:rPr>
-        <w:t>. on the {{day2}}</w:t>
-      </w:r>
-      <w:proofErr w:type="spellStart"/>
-      <w:r>
-        <w:rPr>
-          <w:sz w:val="24"/>
-          <w:szCs w:val="24"/>
-          <w:vertAlign w:val="superscript"/>
-          <w:lang w:val="en-US"/>
-        </w:rPr>
-        <w:t>th</w:t>
-      </w:r>
-      <w:proofErr w:type="spellEnd"/>
-      <w:r>
-        <w:rPr>
-          <w:sz w:val="24"/>
-          <w:szCs w:val="24"/>
-          <w:lang w:val="en-US"/>
-        </w:rPr>
-        <w:t xml:space="preserve"> Day of {{month}} 2026.</w:t>
-      </w:r>
-    </w:p>
-    <w:p>
-      <w:pPr>
-        <w:pStyle w:val="NoSpacing"/>
-        <w:rPr>
-          <w:sz w:val="24"/>
-          <w:szCs w:val="24"/>
-          <w:lang w:val="en-US"/>
-        </w:rPr>
-      </w:pPr>
-    </w:p>
-    <w:p>
-      <w:pPr>
-        <w:pStyle w:val="NoSpacing"/>
-        <w:rPr>
-          <w:sz w:val="24"/>
-          <w:szCs w:val="24"/>
-          <w:lang w:val="en-US"/>
-        </w:rPr>
-      </w:pPr>
-    </w:p>
-    <w:p>
-      <w:pPr>
-        <w:pStyle w:val="NoSpacing"/>
-        <w:rPr>
-          <w:sz w:val="24"/>
-          <w:szCs w:val="24"/>
-          <w:lang w:val="en-US"/>
-        </w:rPr>
-      </w:pPr>
-      <w:r>
-        <w:rPr>
-          <w:sz w:val="24"/>
-          <w:szCs w:val="24"/>
-          <w:lang w:val="en-US"/>
-        </w:rPr>
-        <w:t xml:space="preserve">                                                                                                                                             Chairman</w:t>
-      </w:r>
-    </w:p>
-    <w:p>
-      <w:pPr>
-        <w:pStyle w:val="NoSpacing"/>
-        <w:jc w:val="right"/>
-        <w:rPr>
-          <w:sz w:val="24"/>
-          <w:szCs w:val="24"/>
-          <w:lang w:val="en-US"/>
-        </w:rPr>
-      </w:pPr>
-      <w:r>
-        <w:rPr>
-          <w:sz w:val="24"/>
-          <w:szCs w:val="24"/>
-          <w:lang w:val="en-US"/>
-        </w:rPr>
-        <w:t>Mandal Legal Services Committee</w:t>
-      </w:r>
-    </w:p>
-    <w:p>
-      <w:pPr>
-        <w:pStyle w:val="NoSpacing"/>
-        <w:jc w:val="right"/>
-        <w:rPr>
-          <w:sz w:val="24"/>
-          <w:szCs w:val="24"/>
-          <w:lang w:val="en-US"/>
-        </w:rPr>
-      </w:pPr>
-      <w:r>
-        <w:rPr>
-          <w:sz w:val="24"/>
-          <w:szCs w:val="24"/>
-          <w:lang w:val="en-US"/>
-        </w:rPr>
-        <w:t xml:space="preserve">City Civil Court, </w:t>
-      </w:r>
-      <w:proofErr w:type="spellStart"/>
-      <w:r>
-        <w:rPr>
-          <w:sz w:val="24"/>
-          <w:szCs w:val="24"/>
-          <w:lang w:val="en-US"/>
-        </w:rPr>
-        <w:t>Secunderabad</w:t>
-      </w:r>
-      <w:proofErr w:type="spellEnd"/>
-    </w:p>
-    <w:p>
-      <w:pPr>
-        <w:pStyle w:val="NoSpacing"/>
-        <w:rPr>
-          <w:sz w:val="24"/>
-          <w:szCs w:val="24"/>
-          <w:lang w:val="en-US"/>
-        </w:rPr>
-      </w:pPr>
-    </w:p>
-    <w:p>
-      <w:pPr>
-        <w:pStyle w:val="NoSpacing"/>
-        <w:rPr>
-          <w:sz w:val="24"/>
-          <w:szCs w:val="24"/>
-          <w:lang w:val="en-US"/>
-        </w:rPr>
-      </w:pPr>
-    </w:p>
-    <w:p>
-      <w:pPr>
-        <w:pStyle w:val="NoSpacing"/>
-        <w:rPr>
-          <w:sz w:val="24"/>
-          <w:szCs w:val="24"/>
-          <w:lang w:val="en-US"/>
-        </w:rPr>
-      </w:pPr>
-    </w:p>
-    <w:p>
-      <w:pPr>
-        <w:pStyle w:val="NoSpacing"/>
-        <w:jc w:val="center"/>
-        <w:rPr>
-          <w:sz w:val="24"/>
-          <w:szCs w:val="24"/>
-          <w:lang w:val="en-US"/>
-        </w:rPr>
-      </w:pPr>
-      <w:r>
-        <w:rPr>
-          <w:sz w:val="24"/>
-          <w:szCs w:val="24"/>
-          <w:lang w:val="en-US"/>
-        </w:rPr>
-        <w:t xml:space="preserve">                                                                                                                     By order</w:t>
-      </w:r>
-    </w:p>
-    <w:p>
-      <w:pPr>
-        <w:pStyle w:val="NoSpacing"/>
-        <w:rPr>
-          <w:sz w:val="24"/>
-          <w:szCs w:val="24"/>
-          <w:lang w:val="en-US"/>
-        </w:rPr>
-      </w:pPr>
-    </w:p>
-    <w:p>
-      <w:pPr>
-        <w:pStyle w:val="NoSpacing"/>
-        <w:rPr>
-          <w:sz w:val="24"/>
-          <w:szCs w:val="24"/>
-          <w:lang w:val="en-US"/>
-        </w:rPr>
-      </w:pPr>
-    </w:p>
-    <w:p>
-      <w:pPr>
-        <w:pStyle w:val="NoSpacing"/>
-        <w:rPr>
-          <w:sz w:val="24"/>
-          <w:szCs w:val="24"/>
-          <w:lang w:val="en-US"/>
-        </w:rPr>
-      </w:pPr>
-    </w:p>
-    <w:p>
-      <w:pPr>
-        <w:pStyle w:val="NoSpacing"/>
-        <w:jc w:val="right"/>
-        <w:rPr>
-          <w:sz w:val="24"/>
-          <w:szCs w:val="24"/>
-          <w:lang w:val="en-US"/>
-        </w:rPr>
-      </w:pPr>
-      <w:r>
-        <w:rPr>
-          <w:sz w:val="24"/>
-          <w:szCs w:val="24"/>
-          <w:lang w:val="en-US"/>
-        </w:rPr>
-        <w:t>Senior Superintendent</w:t>
-      </w:r>
-    </w:p>
-    <w:p>
-      <w:pPr>
-        <w:pStyle w:val="NoSpacing"/>
-        <w:rPr>
-          <w:sz w:val="24"/>
-          <w:szCs w:val="24"/>
-          <w:lang w:val="en-US"/>
-        </w:rPr>
-      </w:pPr>
-      <w:r>
-        <w:rPr>
-          <w:sz w:val="24"/>
-          <w:szCs w:val="24"/>
-          <w:lang w:val="en-US"/>
-        </w:rPr>
-        <w:t xml:space="preserve">                                                                                                                                                             &amp;</w:t>
-      </w:r>
-    </w:p>
-    <w:p>
-      <w:pPr>
-        <w:pStyle w:val="NoSpacing"/>
-        <w:jc w:val="right"/>
-        <w:rPr>
-          <w:sz w:val="24"/>
-          <w:szCs w:val="24"/>
-          <w:lang w:val="en-US"/>
-        </w:rPr>
-      </w:pPr>
-      <w:r>
-        <w:rPr>
-          <w:sz w:val="24"/>
-          <w:szCs w:val="24"/>
-          <w:lang w:val="en-US"/>
-        </w:rPr>
-        <w:t xml:space="preserve">Chief Ministerial Officer </w:t>
-      </w:r>
-    </w:p>
-    <w:p>
-      <w:pPr>
-        <w:pStyle w:val="NoSpacing"/>
-        <w:jc w:val="right"/>
-        <w:rPr>
-          <w:sz w:val="24"/>
-          <w:szCs w:val="24"/>
-          <w:lang w:val="en-US"/>
-        </w:rPr>
-      </w:pPr>
-      <w:r>
-        <w:rPr>
-          <w:sz w:val="24"/>
-          <w:szCs w:val="24"/>
-          <w:lang w:val="en-US"/>
-        </w:rPr>
-        <w:t>Court of 1</w:t>
-      </w:r>
-      <w:r>
-        <w:rPr>
-          <w:sz w:val="24"/>
-          <w:szCs w:val="24"/>
-          <w:vertAlign w:val="superscript"/>
-          <w:lang w:val="en-US"/>
-        </w:rPr>
-        <w:t>st</w:t>
-      </w:r>
-      <w:r>
-        <w:rPr>
-          <w:sz w:val="24"/>
-          <w:szCs w:val="24"/>
-          <w:lang w:val="en-US"/>
-        </w:rPr>
-        <w:t xml:space="preserve"> Additional Chief Judge</w:t>
-      </w:r>
-    </w:p>
-    <w:p>
-      <w:pPr>
-        <w:pStyle w:val="NoSpacing"/>
-        <w:jc w:val="right"/>
-        <w:rPr>
-          <w:sz w:val="24"/>
-          <w:szCs w:val="24"/>
-          <w:lang w:val="en-US"/>
-        </w:rPr>
-      </w:pPr>
-      <w:r>
-        <w:rPr>
-          <w:sz w:val="24"/>
-          <w:szCs w:val="24"/>
-          <w:lang w:val="en-US"/>
-        </w:rPr>
-        <w:t xml:space="preserve">City civil Court, </w:t>
-      </w:r>
-      <w:proofErr w:type="spellStart"/>
-      <w:r>
-        <w:rPr>
-          <w:sz w:val="24"/>
-          <w:szCs w:val="24"/>
-          <w:lang w:val="en-US"/>
-        </w:rPr>
-        <w:t>Secunderabad</w:t>
-      </w:r>
-      <w:proofErr w:type="spellEnd"/>
-    </w:p>
-    <w:p>
-      <w:pPr>
-        <w:pStyle w:val="NoSpacing"/>
-        <w:rPr>
-          <w:sz w:val="24"/>
-          <w:szCs w:val="24"/>
-          <w:lang w:val="en-US"/>
-        </w:rPr>
-      </w:pPr>
-    </w:p>
-    <w:p>
-      <w:pPr>
-        <w:pStyle w:val="NoSpacing"/>
-        <w:rPr>
-          <w:sz w:val="24"/>
-          <w:szCs w:val="24"/>
-          <w:lang w:val="en-US"/>
-        </w:rPr>
-      </w:pPr>
-    </w:p>
-    <w:p/>
-    <w:p/>
-    <w:p/>
+        </w:rPr>
+      </w:pPr>
+    </w:p>
+    <w:p>
+      <w:pPr>
+        <w:spacing w:line="240" w:lineRule="auto"/>
+        <w:rPr>
+          <w:sz w:val="24"/>
+          <w:szCs w:val="24"/>
+        </w:rPr>
+      </w:pPr>
+    </w:p>
+    <w:p>
+      <w:pPr>
+        <w:spacing w:line="240" w:lineRule="auto"/>
+        <w:rPr>
+          <w:sz w:val="24"/>
+          <w:szCs w:val="24"/>
+        </w:rPr>
+      </w:pPr>
+    </w:p>
     <w:sectPr>
+      <w:headerReference w:type="default" r:id="rId6"/>
       <w:pgSz w:w="12240" w:h="20160" w:code="5"/>
-      <w:pgMar w:top="1440" w:right="1440" w:bottom="1440" w:left="1440" w:header="708" w:footer="708" w:gutter="0"/>
+      <w:pgMar w:top="1440" w:right="1440" w:bottom="1440" w:left="1440" w:header="283" w:footer="0" w:gutter="0"/>
       <w:cols w:space="708"/>
       <w:docGrid w:linePitch="360"/>
     </w:sectPr>
@@ -1097,8 +1018,174 @@
 </w:document>
 </file>
 
+<file path=word/endnotes.xml><?xml version="1.0" encoding="utf-8"?>
+<w:endnotes xmlns:wpc="http://schemas.microsoft.com/office/word/2010/wordprocessingCanvas" xmlns:cx="http://schemas.microsoft.com/office/drawing/2014/chartex" xmlns:cx1="http://schemas.microsoft.com/office/drawing/2015/9/8/chartex" xmlns:cx2="http://schemas.microsoft.com/office/drawing/2015/10/21/chartex" xmlns:cx3="http://schemas.microsoft.com/office/drawing/2016/5/9/chartex" xmlns:cx4="http://schemas.microsoft.com/office/drawing/2016/5/10/chartex" xmlns:cx5="http://schemas.microsoft.com/office/drawing/2016/5/11/chartex" xmlns:cx6="http://schemas.microsoft.com/office/drawing/2016/5/12/chartex" xmlns:cx7="http://schemas.microsoft.com/office/drawing/2016/5/13/chartex" xmlns:cx8="http://schemas.microsoft.com/office/drawing/2016/5/14/chartex" xmlns:mc="http://schemas.openxmlformats.org/markup-compatibility/2006" xmlns:aink="http://schemas.microsoft.com/office/drawing/2016/ink" xmlns:am3d="http://schemas.microsoft.com/office/drawing/2017/model3d" xmlns:o="urn:schemas-microsoft-com:office:office" xmlns:r="http://schemas.openxmlformats.org/officeDocument/2006/relationships" xmlns:m="http://schemas.openxmlformats.org/officeDocument/2006/math" xmlns:v="urn:schemas-microsoft-com:vml" xmlns:wp14="http://schemas.microsoft.com/office/word/2010/wordprocessingDrawing" xmlns:wp="http://schemas.openxmlformats.org/drawingml/2006/wordprocessingDrawing" xmlns:w10="urn:schemas-microsoft-com:office:word" xmlns:w="http://schemas.openxmlformats.org/wordprocessingml/2006/main" xmlns:w14="http://schemas.microsoft.com/office/word/2010/wordml" xmlns:w15="http://schemas.microsoft.com/office/word/2012/wordml" xmlns:w16cex="http://schemas.microsoft.com/office/word/2018/wordml/cex" xmlns:w16cid="http://schemas.microsoft.com/office/word/2016/wordml/cid" xmlns:w16="http://schemas.microsoft.com/office/word/2018/wordml" xmlns:w16sdtdh="http://schemas.microsoft.com/office/word/2020/wordml/sdtdatahash" xmlns:w16se="http://schemas.microsoft.com/office/word/2015/wordml/symex" xmlns:wpg="http://schemas.microsoft.com/office/word/2010/wordprocessingGroup" xmlns:wpi="http://schemas.microsoft.com/office/word/2010/wordprocessingInk" xmlns:wne="http://schemas.microsoft.com/office/word/2006/wordml" xmlns:wps="http://schemas.microsoft.com/office/word/2010/wordprocessingShape" mc:Ignorable="w14 w15 w16se w16cid w16 w16cex w16sdtdh wp14">
+  <w:endnote w:type="separator" w:id="-1">
+    <w:p>
+      <w:pPr>
+        <w:spacing w:after="0" w:line="240" w:lineRule="auto"/>
+      </w:pPr>
+      <w:r>
+        <w:separator/>
+      </w:r>
+    </w:p>
+  </w:endnote>
+  <w:endnote w:type="continuationSeparator" w:id="0">
+    <w:p>
+      <w:pPr>
+        <w:spacing w:after="0" w:line="240" w:lineRule="auto"/>
+      </w:pPr>
+      <w:r>
+        <w:continuationSeparator/>
+      </w:r>
+    </w:p>
+  </w:endnote>
+</w:endnotes>
+</file>
+
+<file path=word/footnotes.xml><?xml version="1.0" encoding="utf-8"?>
+<w:footnotes xmlns:wpc="http://schemas.microsoft.com/office/word/2010/wordprocessingCanvas" xmlns:cx="http://schemas.microsoft.com/office/drawing/2014/chartex" xmlns:cx1="http://schemas.microsoft.com/office/drawing/2015/9/8/chartex" xmlns:cx2="http://schemas.microsoft.com/office/drawing/2015/10/21/chartex" xmlns:cx3="http://schemas.microsoft.com/office/drawing/2016/5/9/chartex" xmlns:cx4="http://schemas.microsoft.com/office/drawing/2016/5/10/chartex" xmlns:cx5="http://schemas.microsoft.com/office/drawing/2016/5/11/chartex" xmlns:cx6="http://schemas.microsoft.com/office/drawing/2016/5/12/chartex" xmlns:cx7="http://schemas.microsoft.com/office/drawing/2016/5/13/chartex" xmlns:cx8="http://schemas.microsoft.com/office/drawing/2016/5/14/chartex" xmlns:mc="http://schemas.openxmlformats.org/markup-compatibility/2006" xmlns:aink="http://schemas.microsoft.com/office/drawing/2016/ink" xmlns:am3d="http://schemas.microsoft.com/office/drawing/2017/model3d" xmlns:o="urn:schemas-microsoft-com:office:office" xmlns:r="http://schemas.openxmlformats.org/officeDocument/2006/relationships" xmlns:m="http://schemas.openxmlformats.org/officeDocument/2006/math" xmlns:v="urn:schemas-microsoft-com:vml" xmlns:wp14="http://schemas.microsoft.com/office/word/2010/wordprocessingDrawing" xmlns:wp="http://schemas.openxmlformats.org/drawingml/2006/wordprocessingDrawing" xmlns:w10="urn:schemas-microsoft-com:office:word" xmlns:w="http://schemas.openxmlformats.org/wordprocessingml/2006/main" xmlns:w14="http://schemas.microsoft.com/office/word/2010/wordml" xmlns:w15="http://schemas.microsoft.com/office/word/2012/wordml" xmlns:w16cex="http://schemas.microsoft.com/office/word/2018/wordml/cex" xmlns:w16cid="http://schemas.microsoft.com/office/word/2016/wordml/cid" xmlns:w16="http://schemas.microsoft.com/office/word/2018/wordml" xmlns:w16sdtdh="http://schemas.microsoft.com/office/word/2020/wordml/sdtdatahash" xmlns:w16se="http://schemas.microsoft.com/office/word/2015/wordml/symex" xmlns:wpg="http://schemas.microsoft.com/office/word/2010/wordprocessingGroup" xmlns:wpi="http://schemas.microsoft.com/office/word/2010/wordprocessingInk" xmlns:wne="http://schemas.microsoft.com/office/word/2006/wordml" xmlns:wps="http://schemas.microsoft.com/office/word/2010/wordprocessingShape" mc:Ignorable="w14 w15 w16se w16cid w16 w16cex w16sdtdh wp14">
+  <w:footnote w:type="separator" w:id="-1">
+    <w:p>
+      <w:pPr>
+        <w:spacing w:after="0" w:line="240" w:lineRule="auto"/>
+      </w:pPr>
+      <w:r>
+        <w:separator/>
+      </w:r>
+    </w:p>
+  </w:footnote>
+  <w:footnote w:type="continuationSeparator" w:id="0">
+    <w:p>
+      <w:pPr>
+        <w:spacing w:after="0" w:line="240" w:lineRule="auto"/>
+      </w:pPr>
+      <w:r>
+        <w:continuationSeparator/>
+      </w:r>
+    </w:p>
+  </w:footnote>
+</w:footnotes>
+</file>
+
+<file path=word/header1.xml><?xml version="1.0" encoding="utf-8"?>
+<w:hdr xmlns:wpc="http://schemas.microsoft.com/office/word/2010/wordprocessingCanvas" xmlns:cx="http://schemas.microsoft.com/office/drawing/2014/chartex" xmlns:cx1="http://schemas.microsoft.com/office/drawing/2015/9/8/chartex" xmlns:cx2="http://schemas.microsoft.com/office/drawing/2015/10/21/chartex" xmlns:cx3="http://schemas.microsoft.com/office/drawing/2016/5/9/chartex" xmlns:cx4="http://schemas.microsoft.com/office/drawing/2016/5/10/chartex" xmlns:cx5="http://schemas.microsoft.com/office/drawing/2016/5/11/chartex" xmlns:cx6="http://schemas.microsoft.com/office/drawing/2016/5/12/chartex" xmlns:cx7="http://schemas.microsoft.com/office/drawing/2016/5/13/chartex" xmlns:cx8="http://schemas.microsoft.com/office/drawing/2016/5/14/chartex" xmlns:mc="http://schemas.openxmlformats.org/markup-compatibility/2006" xmlns:aink="http://schemas.microsoft.com/office/drawing/2016/ink" xmlns:am3d="http://schemas.microsoft.com/office/drawing/2017/model3d" xmlns:o="urn:schemas-microsoft-com:office:office" xmlns:r="http://schemas.openxmlformats.org/officeDocument/2006/relationships" xmlns:m="http://schemas.openxmlformats.org/officeDocument/2006/math" xmlns:v="urn:schemas-microsoft-com:vml" xmlns:wp14="http://schemas.microsoft.com/office/word/2010/wordprocessingDrawing" xmlns:wp="http://schemas.openxmlformats.org/drawingml/2006/wordprocessingDrawing" xmlns:w10="urn:schemas-microsoft-com:office:word" xmlns:w="http://schemas.openxmlformats.org/wordprocessingml/2006/main" xmlns:w14="http://schemas.microsoft.com/office/word/2010/wordml" xmlns:w15="http://schemas.microsoft.com/office/word/2012/wordml" xmlns:w16cex="http://schemas.microsoft.com/office/word/2018/wordml/cex" xmlns:w16cid="http://schemas.microsoft.com/office/word/2016/wordml/cid" xmlns:w16="http://schemas.microsoft.com/office/word/2018/wordml" xmlns:w16sdtdh="http://schemas.microsoft.com/office/word/2020/wordml/sdtdatahash" xmlns:w16se="http://schemas.microsoft.com/office/word/2015/wordml/symex" xmlns:wpg="http://schemas.microsoft.com/office/word/2010/wordprocessingGroup" xmlns:wpi="http://schemas.microsoft.com/office/word/2010/wordprocessingInk" xmlns:wne="http://schemas.microsoft.com/office/word/2006/wordml" xmlns:wps="http://schemas.microsoft.com/office/word/2010/wordprocessingShape" mc:Ignorable="w14 w15 w16se w16cid w16 w16cex w16sdtdh wp14">
+  <w:p>
+    <w:pPr>
+      <w:pStyle w:val="NoSpacing"/>
+      <w:jc w:val="center"/>
+      <w:rPr>
+        <w:b/>
+        <w:bCs/>
+        <w:sz w:val="24"/>
+        <w:szCs w:val="24"/>
+        <w:lang w:val="en-US"/>
+      </w:rPr>
+    </w:pPr>
+    <w:r>
+      <w:rPr>
+        <w:b/>
+        <w:bCs/>
+        <w:sz w:val="24"/>
+        <w:szCs w:val="24"/>
+        <w:lang w:val="en-US"/>
+      </w:rPr>
+      <w:t>DIS No.________/2026.Dt___-03-2026</w:t>
+    </w:r>
+  </w:p>
+  <w:p>
+    <w:pPr>
+      <w:pStyle w:val="NoSpacing"/>
+      <w:jc w:val="center"/>
+      <w:rPr>
+        <w:sz w:val="24"/>
+        <w:szCs w:val="24"/>
+        <w:lang w:val="en-US"/>
+      </w:rPr>
+    </w:pPr>
+    <w:r>
+      <w:rPr>
+        <w:sz w:val="24"/>
+        <w:szCs w:val="24"/>
+        <w:lang w:val="en-US"/>
+      </w:rPr>
+      <w:t>BEFORE THE CHAIRMAN MANDAL, LEGAL SERVICES COMMITTEE</w:t>
+    </w:r>
+  </w:p>
+  <w:p>
+    <w:pPr>
+      <w:pStyle w:val="NoSpacing"/>
+      <w:jc w:val="center"/>
+      <w:rPr>
+        <w:b/>
+        <w:bCs/>
+        <w:sz w:val="24"/>
+        <w:szCs w:val="24"/>
+        <w:lang w:val="en-US"/>
+      </w:rPr>
+    </w:pPr>
+    <w:r>
+      <w:rPr>
+        <w:b/>
+        <w:bCs/>
+        <w:sz w:val="24"/>
+        <w:szCs w:val="24"/>
+        <w:lang w:val="en-US"/>
+      </w:rPr>
+      <w:t>CITY CIVIL COURT, SECUNDERABAD</w:t>
+    </w:r>
+  </w:p>
+  <w:p>
+    <w:pPr>
+      <w:pStyle w:val="NoSpacing"/>
+      <w:jc w:val="center"/>
+      <w:rPr>
+        <w:sz w:val="24"/>
+        <w:szCs w:val="24"/>
+        <w:lang w:val="en-US"/>
+      </w:rPr>
+    </w:pPr>
+    <w:r>
+      <w:rPr>
+        <w:sz w:val="24"/>
+        <w:szCs w:val="24"/>
+        <w:lang w:val="en-US"/>
+      </w:rPr>
+      <w:t xml:space="preserve">PRE-LITIGATION/LITIGATION CASE </w:t>
+    </w:r>
+    <w:proofErr w:type="spellStart"/>
+    <w:r>
+      <w:rPr>
+        <w:sz w:val="24"/>
+        <w:szCs w:val="24"/>
+        <w:lang w:val="en-US"/>
+      </w:rPr>
+      <w:t>No.PLC</w:t>
+    </w:r>
+    <w:proofErr w:type="spellEnd"/>
+    <w:r>
+      <w:rPr>
+        <w:sz w:val="24"/>
+        <w:szCs w:val="24"/>
+        <w:lang w:val="en-US"/>
+      </w:rPr>
+      <w:t xml:space="preserve"> No________________/2026</w:t>
+    </w:r>
+  </w:p>
+  <w:p>
+    <w:pPr>
+      <w:pStyle w:val="Header"/>
+      <w:rPr>
+        <w:sz w:val="24"/>
+        <w:szCs w:val="24"/>
+      </w:rPr>
+    </w:pPr>
+  </w:p>
+</w:hdr>
+</file>
+
 <file path=word/styles.xml><?xml version="1.0" encoding="utf-8"?>
-<w:styles xmlns:mc="http://schemas.openxmlformats.org/markup-compatibility/2006" xmlns:r="http://schemas.openxmlformats.org/officeDocument/2006/relationships" xmlns:w="http://schemas.openxmlformats.org/wordprocessingml/2006/main" xmlns:w14="http://schemas.microsoft.com/office/word/2010/wordml" xmlns:w15="http://schemas.microsoft.com/office/word/2012/wordml" xmlns:w16cex="http://schemas.microsoft.com/office/word/2018/wordml/cex" xmlns:w16cid="http://schemas.microsoft.com/office/word/2016/wordml/cid" xmlns:w16="http://schemas.microsoft.com/office/word/2018/wordml" xmlns:w16du="http://schemas.microsoft.com/office/word/2023/wordml/word16du" xmlns:w16sdtdh="http://schemas.microsoft.com/office/word/2020/wordml/sdtdatahash" xmlns:w16sdtfl="http://schemas.microsoft.com/office/word/2024/wordml/sdtformatlock" xmlns:w16se="http://schemas.microsoft.com/office/word/2015/wordml/symex" mc:Ignorable="w14 w15 w16se w16cid w16 w16cex w16sdtdh w16sdtfl w16du">
+<w:styles xmlns:mc="http://schemas.openxmlformats.org/markup-compatibility/2006" xmlns:r="http://schemas.openxmlformats.org/officeDocument/2006/relationships" xmlns:w="http://schemas.openxmlformats.org/wordprocessingml/2006/main" xmlns:w14="http://schemas.microsoft.com/office/word/2010/wordml" xmlns:w15="http://schemas.microsoft.com/office/word/2012/wordml" xmlns:w16cex="http://schemas.microsoft.com/office/word/2018/wordml/cex" xmlns:w16cid="http://schemas.microsoft.com/office/word/2016/wordml/cid" xmlns:w16="http://schemas.microsoft.com/office/word/2018/wordml" xmlns:w16sdtdh="http://schemas.microsoft.com/office/word/2020/wordml/sdtdatahash" xmlns:w16se="http://schemas.microsoft.com/office/word/2015/wordml/symex" mc:Ignorable="w14 w15 w16se w16cid w16 w16cex w16sdtdh">
   <w:docDefaults>
     <w:rPrDefault>
       <w:rPr>
@@ -2024,6 +2111,50 @@
       <w:spacing w:after="0" w:line="240" w:lineRule="auto"/>
     </w:pPr>
   </w:style>
+  <w:style w:type="paragraph" w:styleId="Header">
+    <w:name w:val="header"/>
+    <w:basedOn w:val="Normal"/>
+    <w:link w:val="HeaderChar"/>
+    <w:uiPriority w:val="99"/>
+    <w:unhideWhenUsed/>
+    <w:rsid w:val="00D06705"/>
+    <w:pPr>
+      <w:tabs>
+        <w:tab w:val="center" w:pos="4513"/>
+        <w:tab w:val="right" w:pos="9026"/>
+      </w:tabs>
+      <w:spacing w:after="0" w:line="240" w:lineRule="auto"/>
+    </w:pPr>
+  </w:style>
+  <w:style w:type="character" w:customStyle="1" w:styleId="HeaderChar">
+    <w:name w:val="Header Char"/>
+    <w:basedOn w:val="DefaultParagraphFont"/>
+    <w:link w:val="Header"/>
+    <w:uiPriority w:val="99"/>
+    <w:rsid w:val="00D06705"/>
+  </w:style>
+  <w:style w:type="paragraph" w:styleId="Footer">
+    <w:name w:val="footer"/>
+    <w:basedOn w:val="Normal"/>
+    <w:link w:val="FooterChar"/>
+    <w:uiPriority w:val="99"/>
+    <w:unhideWhenUsed/>
+    <w:rsid w:val="00D06705"/>
+    <w:pPr>
+      <w:tabs>
+        <w:tab w:val="center" w:pos="4513"/>
+        <w:tab w:val="right" w:pos="9026"/>
+      </w:tabs>
+      <w:spacing w:after="0" w:line="240" w:lineRule="auto"/>
+    </w:pPr>
+  </w:style>
+  <w:style w:type="character" w:customStyle="1" w:styleId="FooterChar">
+    <w:name w:val="Footer Char"/>
+    <w:basedOn w:val="DefaultParagraphFont"/>
+    <w:link w:val="Footer"/>
+    <w:uiPriority w:val="99"/>
+    <w:rsid w:val="00D06705"/>
+  </w:style>
 </w:styles>
 </file>
 
